--- a/livrables/lecons/2026-08-10_lecon-psychopathologie_09_troubles-neurodeveloppement-tsa-tdah-tdi.docx
+++ b/livrables/lecons/2026-08-10_lecon-psychopathologie_09_troubles-neurodeveloppement-tsa-tdah-tdi.docx
@@ -56,7 +56,7 @@
           <w:sz w:val="20"/>
           <w:szCs w:val="20"/>
         </w:rPr>
-        <w:t xml:space="preserve">10 août 2026  •  Module Fondamental — leçon 09 / 16</w:t>
+        <w:t xml:space="preserve">10 août 2026  •  Module Fondamental — leçon 09 / 20</w:t>
       </w:r>
     </w:p>
     <w:p>
@@ -568,7 +568,7 @@
           <w:sz w:val="22"/>
           <w:szCs w:val="22"/>
         </w:rPr>
-        <w:t xml:space="preserve">Le DSM-5-TR utilise une approche dimensionnelle : le niveau de soutien requis varie selon les personnes et les domaines — certains individus nécessitent un accompagnement permanent, d'autres peuvent fonctionner de façon quasi-autonome. L'OMS estime qu'environ 1 enfant sur 100 reçoit un diagnostic de TSA, avec une tendance croissante liée à l'élargissement des critères diagnostiques et à l'amélioration de la détection.</w:t>
+        <w:t xml:space="preserve">Le DSM-5-TR utilise une approche dimensionnelle : le niveau de soutien requis varie selon les personnes et les domaines — certains individus nécessitent un accompagnement permanent, d'autres peuvent fonctionner de façon quasi-autonome. La prévalence couramment retenue est d'environ 1 enfant sur 100, avec une tendance croissante liée à l'élargissement des critères diagnostiques et à l'amélioration de la détection. ⚠️ Ce chiffre était attribué à l'OMS ; l'attribution a été retirée le 06/09/2026 car AUCUNE page de l'OMS n'a été ouverte pour cette leçon — la seule ressource OMS citée est le navigateur de la CIM-11, qui répond 200 mais ne délivre pas son contenu hors navigateur. À vérifier sur who.int avant de citer l'OMS comme source.</w:t>
       </w:r>
     </w:p>
     <w:p>
@@ -1238,7 +1238,7 @@
                 <w:sz w:val="18"/>
                 <w:szCs w:val="18"/>
               </w:rPr>
-              <w:t xml:space="preserve">75–90 % des cas</w:t>
+              <w:t xml:space="preserve">85 % des cas</w:t>
             </w:r>
           </w:p>
         </w:tc>
@@ -1318,7 +1318,7 @@
                 <w:sz w:val="18"/>
                 <w:szCs w:val="18"/>
               </w:rPr>
-              <w:t xml:space="preserve">~10 % des cas</w:t>
+              <w:t xml:space="preserve">10 % des cas</w:t>
             </w:r>
           </w:p>
         </w:tc>
@@ -1398,7 +1398,7 @@
                 <w:sz w:val="18"/>
                 <w:szCs w:val="18"/>
               </w:rPr>
-              <w:t xml:space="preserve">3–5 % des cas</w:t>
+              <w:t xml:space="preserve">3,5 % (sévère) + 1,5 % (profond) = 5 % des cas</w:t>
             </w:r>
           </w:p>
         </w:tc>
@@ -1450,7 +1450,7 @@
           <w:sz w:val="22"/>
           <w:szCs w:val="22"/>
         </w:rPr>
-        <w:t xml:space="preserve">Prévalence : 2–3 % de la population générale (données Wikipedia). L'étiologie est diverse : causes génétiques (syndrome de Down, X fragile), complications périnatales, infections prénatales, causes idiopathiques (30–50 % des cas).</w:t>
+        <w:t xml:space="preserve">Prévalence : 2–3 % de la population générale (données Wikipedia, en. « Intellectual disability », relue le 06/09/2026). L'étiologie est diverse : causes génétiques (syndrome de Down, X fragile), complications périnatales, infections prénatales, causes idiopathiques. ⚠️ La proportion de « 30–50 % » qui figurait ici a été retirée le 06/09/2026 : la source écrit « idiopathic cases account for 30–50 % of THESE cases » juste après avoir parlé des TDI LÉGERS, et la leçon l'avait appliquée à l'ensemble des TDI. L'ambiguïté est dans la source ; elle avait été tranchée sans le dire, dans le sens le plus large.</w:t>
       </w:r>
     </w:p>
     <w:p>
@@ -2952,7 +2952,7 @@
           <w:sz w:val="22"/>
           <w:szCs w:val="22"/>
         </w:rPr>
-        <w:t xml:space="preserve">Niveau probable : TDI léger (représente 75–90 % des cas selon les données de référence).</w:t>
+        <w:t xml:space="preserve">Niveau probable : TDI léger (environ 85 % des cas — chiffre corrigé le 06/09/2026, voir le journal).</w:t>
       </w:r>
     </w:p>
     <w:p>
@@ -4590,7 +4590,7 @@
           <w:sz w:val="22"/>
           <w:szCs w:val="22"/>
         </w:rPr>
-        <w:t xml:space="preserve">D'anticiper les attendus HAS : la capacité à lire les profils fonctionnels et à les traduire en adaptations concrètes est un indicateur fort des évaluations externes.</w:t>
+        <w:t xml:space="preserve">De décrire des profils fonctionnels et de les traduire en adaptations concrètes — ce qui rend un accompagnement lisible pour un tiers, évaluateur compris. ⚠️ Cette ligne invoquait « les attendus HAS » et un « indicateur fort des évaluations externes » sans nommer ni dater aucune recommandation, et « indicateur fort » n'est pas une formulation du référentiel. Reformulée le 06/09/2026 : aucune autorité n'est invoquée ici, le conseil vaut pour ce qu'il est.</w:t>
       </w:r>
     </w:p>
     <w:p>
@@ -4830,7 +4830,7 @@
           <w:sz w:val="22"/>
           <w:szCs w:val="22"/>
         </w:rPr>
-        <w:t xml:space="preserve">Leçon n°10 — Psychotraumatisme et troubles liés au stress : TSPT, stress aigu, dissociation.</w:t>
+        <w:t xml:space="preserve">Leçon n°10 — Les troubles des conduites alimentaires. ⚠️ Cette annonce disait « n°10 — Psychotraumatisme et troubles liés au stress ». Le rendez-vous n'a pas été tenu : la leçon 10 du 14/08/2026 a traité les troubles des conduites alimentaires, et le psychotraumatisme est arrivé en leçon n°12, le 24/08/2026. Rectifié le 06/09/2026 pour que la suite du parcours reste lisible.</w:t>
       </w:r>
     </w:p>
     <w:p>
@@ -4854,6 +4854,155 @@
     <w:p>
       <w:r>
         <w:t xml:space="preserve"/>
+      </w:r>
+    </w:p>
+    <w:p>
+      <w:pPr>
+        <w:pBdr>
+          <w:bottom w:val="single" w:color="1B3A6B" w:sz="6"/>
+        </w:pBdr>
+        <w:spacing w:after="120" w:before="360"/>
+      </w:pPr>
+      <w:r>
+        <w:rPr>
+          <w:rFonts w:ascii="Times New Roman" w:cs="Times New Roman" w:eastAsia="Times New Roman" w:hAnsi="Times New Roman"/>
+          <w:b/>
+          <w:bCs/>
+          <w:color w:val="1B3A6B"/>
+          <w:sz w:val="30"/>
+          <w:szCs w:val="30"/>
+        </w:rPr>
+        <w:t xml:space="preserve">📝 Journal des corrections — 6 septembre 2026</w:t>
+      </w:r>
+    </w:p>
+    <w:p>
+      <w:pPr>
+        <w:spacing w:after="80"/>
+      </w:pPr>
+      <w:r>
+        <w:rPr>
+          <w:rFonts w:ascii="Times New Roman" w:cs="Times New Roman" w:eastAsia="Times New Roman" w:hAnsi="Times New Roman"/>
+          <w:b/>
+          <w:bCs/>
+          <w:i/>
+          <w:iCs/>
+          <w:color w:val="1F2937"/>
+          <w:sz w:val="22"/>
+          <w:szCs w:val="22"/>
+        </w:rPr>
+        <w:t xml:space="preserve">Leçon produite le 10/08/2026, relue le 06/09/2026 : les neuf URL répondent toujours 200 et chaque source a été rouverte. Six corrections. Les formulations d’origine sont conservées ci-dessous.</w:t>
+      </w:r>
+    </w:p>
+    <w:p>
+      <w:pPr>
+        <w:spacing w:after="80"/>
+      </w:pPr>
+      <w:r>
+        <w:rPr>
+          <w:rFonts w:ascii="Times New Roman" w:cs="Times New Roman" w:eastAsia="Times New Roman" w:hAnsi="Times New Roman"/>
+          <w:color w:val="1F2937"/>
+          <w:sz w:val="22"/>
+          <w:szCs w:val="22"/>
+        </w:rPr>
+        <w:t xml:space="preserve">① Distribution de sévérité du TDI — un tableau qui ne bouclait pas. Version d’origine : « Léger 75–90 % | Modéré ~10 % | Sévère/Profond 3–5 % ». Somme : entre 88 % et 105 %. La page Wikipédia citée contient DEUX jeux de chiffres incompatibles — « 75-90% of the affected people have mild intellectual disability » dans l’épidémiologie, puis plus bas « About 85% […] mild · About 10% […] moderate · Severe ID, accounting for 3.5% · Profound ID, accounting for 1.5% ». La leçon avait pris le premier chiffre du premier jeu et les suivants du second. Le tableau porte désormais le jeu cohérent, qui fait exactement 100 %.</w:t>
+      </w:r>
+    </w:p>
+    <w:p>
+      <w:pPr>
+        <w:spacing w:after="80"/>
+      </w:pPr>
+      <w:r>
+        <w:rPr>
+          <w:rFonts w:ascii="Times New Roman" w:cs="Times New Roman" w:eastAsia="Times New Roman" w:hAnsi="Times New Roman"/>
+          <w:color w:val="1F2937"/>
+          <w:sz w:val="22"/>
+          <w:szCs w:val="22"/>
+        </w:rPr>
+        <w:t xml:space="preserve">② Causes idiopathiques — un référent élargi en silence. Version d’origine : « causes idiopathiques (30–50 % des cas) », appliqué à l’ensemble des TDI. La source écrit « Non-syndromic, or idiopathic cases account for 30–50% of these cases » immédiatement après avoir parlé des TDI légers : « these cases » désigne, à la lecture directe, les formes légères. L’ambiguïté existe dans la source ; elle avait été résolue sans le dire, dans le sens le plus large. La proportion est retirée, la raison écrite.</w:t>
+      </w:r>
+    </w:p>
+    <w:p>
+      <w:pPr>
+        <w:spacing w:after="80"/>
+      </w:pPr>
+      <w:r>
+        <w:rPr>
+          <w:rFonts w:ascii="Times New Roman" w:cs="Times New Roman" w:eastAsia="Times New Roman" w:hAnsi="Times New Roman"/>
+          <w:color w:val="1F2937"/>
+          <w:sz w:val="22"/>
+          <w:szCs w:val="22"/>
+        </w:rPr>
+        <w:t xml:space="preserve">③ « 1 enfant sur 100 » attribué à l’OMS. Le chiffre est bien celui que retient l’OMS, mais AUCUNE page de l’OMS n’a été ouverte pour cette leçon : la seule ressource OMS citée est le navigateur de la CIM-11, qui répond 200 sans délivrer son contenu hors navigateur. Une attribution vraie mais non sourcée reste une attribution non sourcée. Le chiffre est conservé sans l’attribution, avec la marche à suivre pour la rétablir.</w:t>
+      </w:r>
+    </w:p>
+    <w:p>
+      <w:pPr>
+        <w:spacing w:after="80"/>
+      </w:pPr>
+      <w:r>
+        <w:rPr>
+          <w:rFonts w:ascii="Times New Roman" w:cs="Times New Roman" w:eastAsia="Times New Roman" w:hAnsi="Times New Roman"/>
+          <w:color w:val="1F2937"/>
+          <w:sz w:val="22"/>
+          <w:szCs w:val="22"/>
+        </w:rPr>
+        <w:t xml:space="preserve">④ Pont professionnel — une autorité invoquée sans être nommée. Version d’origine : « D’anticiper les attendus HAS : la capacité à lire les profils fonctionnels et à les traduire en adaptations concrètes est un indicateur fort des évaluations externes. » Aucune recommandation nommée, aucune date, et « indicateur fort » n’est pas une formulation du référentiel. À noter : cette leçon date du 10/08/2026 et la règle qui l’interdit — nommer une recommandation par son titre exact et sa date, ou n’invoquer aucune autorité — a été ajoutée au parcours le 27/08/2026. Le défaut est antérieur à la règle ; il est corrigé ici parce qu’il reste faux, pas parce qu’il enfreignait une consigne existante.</w:t>
+      </w:r>
+    </w:p>
+    <w:p>
+      <w:pPr>
+        <w:spacing w:after="80"/>
+      </w:pPr>
+      <w:r>
+        <w:rPr>
+          <w:rFonts w:ascii="Times New Roman" w:cs="Times New Roman" w:eastAsia="Times New Roman" w:hAnsi="Times New Roman"/>
+          <w:color w:val="1F2937"/>
+          <w:sz w:val="22"/>
+          <w:szCs w:val="22"/>
+        </w:rPr>
+        <w:t xml:space="preserve">⑤ Un rendez-vous annoncé et non tenu. Version d’origine : « Leçon n°10 — Psychotraumatisme et troubles liés au stress : TSPT, stress aigu, dissociation. » La leçon 10, produite le 14/08/2026, a traité les troubles des conduites alimentaires ; le psychotraumatisme est arrivé en leçon 12, le 24/08/2026. Une annonce de fin de leçon est un engagement envers le lecteur : elle se vérifie contre la feuille de route au moment où on l’écrit.</w:t>
+      </w:r>
+    </w:p>
+    <w:p>
+      <w:pPr>
+        <w:spacing w:after="80"/>
+      </w:pPr>
+      <w:r>
+        <w:rPr>
+          <w:rFonts w:ascii="Times New Roman" w:cs="Times New Roman" w:eastAsia="Times New Roman" w:hAnsi="Times New Roman"/>
+          <w:color w:val="1F2937"/>
+          <w:sz w:val="22"/>
+          <w:szCs w:val="22"/>
+        </w:rPr>
+        <w:t xml:space="preserve">⑥ Le total du parcours. Cette leçon annonçait « leçon 09 / 16 » en en-tête et en pied de page. Le parcours compte 20 leçons. La feuille de route est passée de 16 à 20 entre le 10 et le 14 août 2026 : les leçons 01 à 09 portaient encore l’ancien total, les leçons 10 et suivantes le nouveau. Le dénominateur a été repris ici et dans les six autres leçons concernées (02, 03, 04, 06, 07, 08) le 06/09/2026. Les leçons 01 et 05 n’annonçaient aucun total.</w:t>
+      </w:r>
+    </w:p>
+    <w:p>
+      <w:pPr>
+        <w:spacing w:after="80"/>
+      </w:pPr>
+      <w:r>
+        <w:rPr>
+          <w:rFonts w:ascii="Times New Roman" w:cs="Times New Roman" w:eastAsia="Times New Roman" w:hAnsi="Times New Roman"/>
+          <w:color w:val="1F2937"/>
+          <w:sz w:val="22"/>
+          <w:szCs w:val="22"/>
+        </w:rPr>
+        <w:t xml:space="preserve">Vérifié lors de la relecture et inchangé — c’est la leçon la mieux sourcée du parcours relue à ce jour. Les neuf URL sont en 200. La citation de Psycom sur le TSA est exacte MOT POUR MOT. Les chiffres de comorbidité sont fidèles à Psycom, qui les tire lui-même d’une méta-analyse : TDAH 28 % contre 22 %, troubles anxieux 20 % contre 15 %, troubles dépressifs 11 % contre 8 %. L’héritabilité du TDAH à 70–80 % est exacte. La prévalence du TDI à 2–3 % est exacte. La dyade diagnostique du TSA, les six catégories de troubles du neurodéveloppement du DSM-5-TR, le seuil de QI et la primauté du fonctionnement adaptatif sur le score sont conformes. Les trois corrigés d’exercice sont cohérents avec la théorie de cette leçon. Et la synthèse neurobiologique du TDAH porte la mention « (synthèse, non citation directe) » — le bon réflexe, appliqué spontanément.</w:t>
+      </w:r>
+    </w:p>
+    <w:p>
+      <w:pPr>
+        <w:spacing w:after="80"/>
+      </w:pPr>
+      <w:r>
+        <w:rPr>
+          <w:rFonts w:ascii="Times New Roman" w:cs="Times New Roman" w:eastAsia="Times New Roman" w:hAnsi="Times New Roman"/>
+          <w:color w:val="1F2937"/>
+          <w:sz w:val="22"/>
+          <w:szCs w:val="22"/>
+        </w:rPr>
+        <w:t xml:space="preserve">Ce que cette relecture apprend : une leçon peut être exacte sur presque tout et fausse sur ce qu’elle additionne. Les trois chiffres du tableau de sévérité venaient de la même page, aucun n’était inventé, et leur somme ne pouvait pas être vraie. Un chiffre juste pris dans le mauvais jeu reste un chiffre faux.</w:t>
       </w:r>
     </w:p>
     <w:p>
@@ -4872,7 +5021,7 @@
           <w:sz w:val="18"/>
           <w:szCs w:val="18"/>
         </w:rPr>
-        <w:t xml:space="preserve">Parcours Psychopathologie clinique  •  Leçon 09 / 16  •  10 août 2026</w:t>
+        <w:t xml:space="preserve">Parcours Psychopathologie clinique  •  Leçon 09 / 20  •  10 août 2026</w:t>
       </w:r>
     </w:p>
     <w:sectPr>
